--- a/Orientacao.docx
+++ b/Orientacao.docx
@@ -75,38 +75,86 @@
     </w:p>
     <w:p>
       <w:pPr>
-        <w:rPr>
-          <w:lang w:val="pt-PT"/>
-        </w:rPr>
-      </w:pPr>
+        <w:jc w:val="center"/>
+        <w:rPr>
+          <w:b/>
+          <w:bCs/>
+          <w:sz w:val="28"/>
+          <w:szCs w:val="28"/>
+          <w:lang w:val="pt-PT"/>
+        </w:rPr>
+      </w:pPr>
+      <w:r>
+        <w:rPr>
+          <w:b/>
+          <w:bCs/>
+          <w:sz w:val="28"/>
+          <w:szCs w:val="28"/>
+          <w:lang w:val="pt-PT"/>
+        </w:rPr>
+        <w:t>Ferramentas</w:t>
+      </w:r>
     </w:p>
     <w:p>
-      <w:pPr>
-        <w:rPr>
-          <w:lang w:val="pt-PT"/>
-        </w:rPr>
-      </w:pPr>
+      <w:r>
+        <w:drawing>
+          <wp:inline distT="0" distB="0" distL="0" distR="0" wp14:anchorId="38691402" wp14:editId="79434FBF">
+            <wp:extent cx="5419725" cy="3912577"/>
+            <wp:effectExtent l="0" t="0" r="0" b="0"/>
+            <wp:docPr id="1542896712" name="Imagem 1"/>
+            <wp:cNvGraphicFramePr>
+              <a:graphicFrameLocks xmlns:a="http://schemas.openxmlformats.org/drawingml/2006/main" noChangeAspect="1"/>
+            </wp:cNvGraphicFramePr>
+            <a:graphic xmlns:a="http://schemas.openxmlformats.org/drawingml/2006/main">
+              <a:graphicData uri="http://schemas.openxmlformats.org/drawingml/2006/picture">
+                <pic:pic xmlns:pic="http://schemas.openxmlformats.org/drawingml/2006/picture">
+                  <pic:nvPicPr>
+                    <pic:cNvPr id="1542896712" name=""/>
+                    <pic:cNvPicPr/>
+                  </pic:nvPicPr>
+                  <pic:blipFill>
+                    <a:blip r:embed="rId6"/>
+                    <a:stretch>
+                      <a:fillRect/>
+                    </a:stretch>
+                  </pic:blipFill>
+                  <pic:spPr>
+                    <a:xfrm>
+                      <a:off x="0" y="0"/>
+                      <a:ext cx="5421354" cy="3913753"/>
+                    </a:xfrm>
+                    <a:prstGeom prst="rect">
+                      <a:avLst/>
+                    </a:prstGeom>
+                  </pic:spPr>
+                </pic:pic>
+              </a:graphicData>
+            </a:graphic>
+          </wp:inline>
+        </w:drawing>
+      </w:r>
     </w:p>
     <w:p>
       <w:pPr>
-        <w:jc w:val="center"/>
-        <w:rPr>
-          <w:b/>
-          <w:bCs/>
-          <w:sz w:val="28"/>
-          <w:szCs w:val="28"/>
-          <w:lang w:val="pt-PT"/>
+        <w:rPr>
+          <w:b/>
+          <w:bCs/>
+          <w:i/>
+          <w:iCs/>
+          <w:sz w:val="32"/>
+          <w:szCs w:val="32"/>
         </w:rPr>
       </w:pPr>
       <w:r>
         <w:rPr>
           <w:b/>
           <w:bCs/>
-          <w:sz w:val="28"/>
-          <w:szCs w:val="28"/>
-          <w:lang w:val="pt-PT"/>
-        </w:rPr>
-        <w:t>Ferramentas</w:t>
+          <w:i/>
+          <w:iCs/>
+          <w:sz w:val="32"/>
+          <w:szCs w:val="32"/>
+        </w:rPr>
+        <w:t>Lado do Cliente</w:t>
       </w:r>
     </w:p>
     <w:p>
@@ -177,6 +225,29 @@
     </w:p>
     <w:p>
       <w:pPr>
+        <w:rPr>
+          <w:b/>
+          <w:bCs/>
+          <w:i/>
+          <w:iCs/>
+          <w:sz w:val="32"/>
+          <w:szCs w:val="32"/>
+        </w:rPr>
+      </w:pPr>
+      <w:r>
+        <w:rPr>
+          <w:b/>
+          <w:bCs/>
+          <w:i/>
+          <w:iCs/>
+          <w:sz w:val="32"/>
+          <w:szCs w:val="32"/>
+        </w:rPr>
+        <w:t>Lado do Servidor</w:t>
+      </w:r>
+    </w:p>
+    <w:p>
+      <w:pPr>
         <w:pStyle w:val="PargrafodaLista"/>
         <w:numPr>
           <w:ilvl w:val="0"/>
@@ -194,16 +265,53 @@
           <w:bCs/>
           <w:lang w:val="pt-PT"/>
         </w:rPr>
-        <w:t xml:space="preserve">Node.js </w:t>
-      </w:r>
-      <w:r>
-        <w:rPr>
-          <w:lang w:val="pt-PT"/>
-        </w:rPr>
-        <w:t>(nodejs.org : versão LTS)</w:t>
+        <w:t>Apache</w:t>
       </w:r>
     </w:p>
-    <w:p/>
+    <w:p>
+      <w:pPr>
+        <w:pStyle w:val="PargrafodaLista"/>
+        <w:numPr>
+          <w:ilvl w:val="0"/>
+          <w:numId w:val="1"/>
+        </w:numPr>
+        <w:rPr>
+          <w:b/>
+          <w:bCs/>
+          <w:lang w:val="pt-PT"/>
+        </w:rPr>
+      </w:pPr>
+      <w:r>
+        <w:rPr>
+          <w:b/>
+          <w:bCs/>
+          <w:lang w:val="pt-PT"/>
+        </w:rPr>
+        <w:t>SGBD MySQL</w:t>
+      </w:r>
+    </w:p>
+    <w:p>
+      <w:pPr>
+        <w:pStyle w:val="PargrafodaLista"/>
+        <w:numPr>
+          <w:ilvl w:val="0"/>
+          <w:numId w:val="1"/>
+        </w:numPr>
+        <w:rPr>
+          <w:b/>
+          <w:bCs/>
+          <w:lang w:val="pt-PT"/>
+        </w:rPr>
+      </w:pPr>
+      <w:r>
+        <w:rPr>
+          <w:b/>
+          <w:bCs/>
+          <w:lang w:val="pt-PT"/>
+        </w:rPr>
+        <w:t>Interpretador PHP</w:t>
+      </w:r>
+    </w:p>
     <w:sectPr>
       <w:pgSz w:w="12240" w:h="15840"/>
       <w:pgMar w:top="1417" w:right="1701" w:bottom="1417" w:left="1701" w:header="708" w:footer="708" w:gutter="0"/>
@@ -302,8 +410,100 @@
       </w:pPr>
     </w:lvl>
   </w:abstractNum>
+  <w:abstractNum w:abstractNumId="1" w15:restartNumberingAfterBreak="0">
+    <w:nsid w:val="195E52E4"/>
+    <w:multiLevelType w:val="hybridMultilevel"/>
+    <w:tmpl w:val="B1E679AE"/>
+    <w:lvl w:ilvl="0" w:tplc="0C00000F">
+      <w:start w:val="1"/>
+      <w:numFmt w:val="decimal"/>
+      <w:lvlText w:val="%1."/>
+      <w:lvlJc w:val="left"/>
+      <w:pPr>
+        <w:ind w:left="720" w:hanging="360"/>
+      </w:pPr>
+      <w:rPr>
+        <w:rFonts w:hint="default"/>
+      </w:rPr>
+    </w:lvl>
+    <w:lvl w:ilvl="1" w:tplc="0C000019" w:tentative="1">
+      <w:start w:val="1"/>
+      <w:numFmt w:val="lowerLetter"/>
+      <w:lvlText w:val="%2."/>
+      <w:lvlJc w:val="left"/>
+      <w:pPr>
+        <w:ind w:left="1440" w:hanging="360"/>
+      </w:pPr>
+    </w:lvl>
+    <w:lvl w:ilvl="2" w:tplc="0C00001B" w:tentative="1">
+      <w:start w:val="1"/>
+      <w:numFmt w:val="lowerRoman"/>
+      <w:lvlText w:val="%3."/>
+      <w:lvlJc w:val="right"/>
+      <w:pPr>
+        <w:ind w:left="2160" w:hanging="180"/>
+      </w:pPr>
+    </w:lvl>
+    <w:lvl w:ilvl="3" w:tplc="0C00000F" w:tentative="1">
+      <w:start w:val="1"/>
+      <w:numFmt w:val="decimal"/>
+      <w:lvlText w:val="%4."/>
+      <w:lvlJc w:val="left"/>
+      <w:pPr>
+        <w:ind w:left="2880" w:hanging="360"/>
+      </w:pPr>
+    </w:lvl>
+    <w:lvl w:ilvl="4" w:tplc="0C000019" w:tentative="1">
+      <w:start w:val="1"/>
+      <w:numFmt w:val="lowerLetter"/>
+      <w:lvlText w:val="%5."/>
+      <w:lvlJc w:val="left"/>
+      <w:pPr>
+        <w:ind w:left="3600" w:hanging="360"/>
+      </w:pPr>
+    </w:lvl>
+    <w:lvl w:ilvl="5" w:tplc="0C00001B" w:tentative="1">
+      <w:start w:val="1"/>
+      <w:numFmt w:val="lowerRoman"/>
+      <w:lvlText w:val="%6."/>
+      <w:lvlJc w:val="right"/>
+      <w:pPr>
+        <w:ind w:left="4320" w:hanging="180"/>
+      </w:pPr>
+    </w:lvl>
+    <w:lvl w:ilvl="6" w:tplc="0C00000F" w:tentative="1">
+      <w:start w:val="1"/>
+      <w:numFmt w:val="decimal"/>
+      <w:lvlText w:val="%7."/>
+      <w:lvlJc w:val="left"/>
+      <w:pPr>
+        <w:ind w:left="5040" w:hanging="360"/>
+      </w:pPr>
+    </w:lvl>
+    <w:lvl w:ilvl="7" w:tplc="0C000019" w:tentative="1">
+      <w:start w:val="1"/>
+      <w:numFmt w:val="lowerLetter"/>
+      <w:lvlText w:val="%8."/>
+      <w:lvlJc w:val="left"/>
+      <w:pPr>
+        <w:ind w:left="5760" w:hanging="360"/>
+      </w:pPr>
+    </w:lvl>
+    <w:lvl w:ilvl="8" w:tplc="0C00001B" w:tentative="1">
+      <w:start w:val="1"/>
+      <w:numFmt w:val="lowerRoman"/>
+      <w:lvlText w:val="%9."/>
+      <w:lvlJc w:val="right"/>
+      <w:pPr>
+        <w:ind w:left="6480" w:hanging="180"/>
+      </w:pPr>
+    </w:lvl>
+  </w:abstractNum>
   <w:num w:numId="1" w16cid:durableId="1845049798">
     <w:abstractNumId w:val="0"/>
+  </w:num>
+  <w:num w:numId="2" w16cid:durableId="1465273027">
+    <w:abstractNumId w:val="1"/>
   </w:num>
 </w:numbering>
 </file>
